--- a/templates_docx/Appraisal_Sheet_BSIT.docx
+++ b/templates_docx/Appraisal_Sheet_BSIT.docx
@@ -370,7 +370,7 @@
               </wp:anchor>
             </w:drawing>
           </mc:Choice>
-          <mc:Fallback xmlns:oel="http://schemas.microsoft.com/office/2019/extlst" xmlns:w16du="http://schemas.microsoft.com/office/word/2023/wordml/word16du" xmlns:w16sdtfl="http://schemas.microsoft.com/office/word/2024/wordml/sdtformatlock">
+          <mc:Fallback xmlns:w16sdtfl="http://schemas.microsoft.com/office/word/2024/wordml/sdtformatlock" xmlns:w16du="http://schemas.microsoft.com/office/word/2023/wordml/word16du" xmlns:oel="http://schemas.microsoft.com/office/2019/extlst">
             <w:pict>
               <v:line w14:anchorId="1A96A20E" id="Straight Connector 1" o:spid="_x0000_s1026" style="position:absolute;z-index:251721728;visibility:visible;mso-wrap-style:square;mso-width-percent:0;mso-wrap-distance-left:9pt;mso-wrap-distance-top:0;mso-wrap-distance-right:9pt;mso-wrap-distance-bottom:0;mso-position-horizontal:absolute;mso-position-horizontal-relative:text;mso-position-vertical:absolute;mso-position-vertical-relative:text;mso-width-percent:0;mso-width-relative:margin" from=".45pt,11.2pt" to="451.35pt,11.2pt" o:gfxdata="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" strokecolor="black [3200]">
                 <v:stroke joinstyle="miter"/>
@@ -419,8 +419,8 @@
       </w:tblGrid>
       <w:tr>
         <w:trPr>
-          <w:trHeight w:val="320" w:hRule="atLeast"/>
           <w:cantSplit/>
+          <w:trHeight w:val="58"/>
         </w:trPr>
         <w:tc>
           <w:tcPr>
@@ -609,8 +609,8 @@
       </w:tr>
       <w:tr>
         <w:trPr>
-          <w:trHeight w:val="320" w:hRule="atLeast"/>
           <w:cantSplit/>
+          <w:trHeight w:val="58"/>
         </w:trPr>
         <w:tc>
           <w:tcPr>
@@ -700,8 +700,8 @@
       </w:tr>
       <w:tr>
         <w:trPr>
-          <w:trHeight w:val="320" w:hRule="atLeast"/>
           <w:cantSplit/>
+          <w:trHeight w:val="58"/>
         </w:trPr>
         <w:tc>
           <w:tcPr>
@@ -791,8 +791,8 @@
       </w:tr>
       <w:tr>
         <w:trPr>
-          <w:trHeight w:val="320" w:hRule="atLeast"/>
           <w:cantSplit/>
+          <w:trHeight w:val="58"/>
         </w:trPr>
         <w:tc>
           <w:tcPr>
@@ -882,8 +882,8 @@
       </w:tr>
       <w:tr>
         <w:trPr>
-          <w:trHeight w:val="320" w:hRule="atLeast"/>
           <w:cantSplit/>
+          <w:trHeight w:val="58"/>
         </w:trPr>
         <w:tc>
           <w:tcPr>
@@ -973,8 +973,8 @@
       </w:tr>
       <w:tr>
         <w:trPr>
-          <w:trHeight w:val="320" w:hRule="atLeast"/>
           <w:cantSplit/>
+          <w:trHeight w:val="58"/>
         </w:trPr>
         <w:tc>
           <w:tcPr>
@@ -1064,8 +1064,8 @@
       </w:tr>
       <w:tr>
         <w:trPr>
-          <w:trHeight w:val="320" w:hRule="atLeast"/>
           <w:cantSplit/>
+          <w:trHeight w:val="58"/>
         </w:trPr>
         <w:tc>
           <w:tcPr>
@@ -1155,8 +1155,8 @@
       </w:tr>
       <w:tr>
         <w:trPr>
-          <w:trHeight w:val="320" w:hRule="atLeast"/>
           <w:cantSplit/>
+          <w:trHeight w:val="58"/>
         </w:trPr>
         <w:tc>
           <w:tcPr>
@@ -1246,8 +1246,8 @@
       </w:tr>
       <w:tr>
         <w:trPr>
-          <w:trHeight w:val="320" w:hRule="atLeast"/>
           <w:cantSplit/>
+          <w:trHeight w:val="58"/>
         </w:trPr>
         <w:tc>
           <w:tcPr>
@@ -1337,8 +1337,8 @@
       </w:tr>
       <w:tr>
         <w:trPr>
-          <w:trHeight w:val="320" w:hRule="atLeast"/>
           <w:cantSplit/>
+          <w:trHeight w:val="58"/>
         </w:trPr>
         <w:tc>
           <w:tcPr>
@@ -1428,8 +1428,8 @@
       </w:tr>
       <w:tr>
         <w:trPr>
-          <w:trHeight w:val="320" w:hRule="atLeast"/>
           <w:cantSplit/>
+          <w:trHeight w:val="58"/>
         </w:trPr>
         <w:tc>
           <w:tcPr>
@@ -1519,8 +1519,8 @@
       </w:tr>
       <w:tr>
         <w:trPr>
-          <w:trHeight w:val="320" w:hRule="atLeast"/>
           <w:cantSplit/>
+          <w:trHeight w:val="58"/>
         </w:trPr>
         <w:tc>
           <w:tcPr>
@@ -1684,7 +1684,7 @@
               </wp:anchor>
             </w:drawing>
           </mc:Choice>
-          <mc:Fallback xmlns:oel="http://schemas.microsoft.com/office/2019/extlst" xmlns:w16du="http://schemas.microsoft.com/office/word/2023/wordml/word16du" xmlns:w16sdtfl="http://schemas.microsoft.com/office/word/2024/wordml/sdtformatlock">
+          <mc:Fallback xmlns:w16sdtfl="http://schemas.microsoft.com/office/word/2024/wordml/sdtformatlock" xmlns:w16du="http://schemas.microsoft.com/office/word/2023/wordml/word16du" xmlns:oel="http://schemas.microsoft.com/office/2019/extlst">
             <w:pict>
               <v:line w14:anchorId="5833A991" id="Straight Connector 9" o:spid="_x0000_s1026" style="position:absolute;z-index:251731968;visibility:visible;mso-wrap-style:square;mso-width-percent:0;mso-wrap-distance-left:9pt;mso-wrap-distance-top:0;mso-wrap-distance-right:9pt;mso-wrap-distance-bottom:0;mso-position-horizontal:absolute;mso-position-horizontal-relative:text;mso-position-vertical:absolute;mso-position-vertical-relative:text;mso-width-percent:0;mso-width-relative:margin" from=".65pt,10.5pt" to="451.55pt,10.5pt" o:gfxdata="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" strokecolor="black [3200]">
                 <v:stroke joinstyle="miter"/>
@@ -1711,8 +1711,8 @@
       </w:tblGrid>
       <w:tr>
         <w:trPr>
-          <w:trHeight w:val="320" w:hRule="atLeast"/>
           <w:cantSplit/>
+          <w:trHeight w:val="58"/>
         </w:trPr>
         <w:tc>
           <w:tcPr>
@@ -1893,8 +1893,8 @@
       </w:tr>
       <w:tr>
         <w:trPr>
-          <w:trHeight w:val="320" w:hRule="atLeast"/>
           <w:cantSplit/>
+          <w:trHeight w:val="58"/>
         </w:trPr>
         <w:tc>
           <w:tcPr>
@@ -1985,8 +1985,8 @@
       </w:tr>
       <w:tr>
         <w:trPr>
-          <w:trHeight w:val="320" w:hRule="atLeast"/>
           <w:cantSplit/>
+          <w:trHeight w:val="58"/>
         </w:trPr>
         <w:tc>
           <w:tcPr>
@@ -2077,8 +2077,8 @@
       </w:tr>
       <w:tr>
         <w:trPr>
-          <w:trHeight w:val="320" w:hRule="atLeast"/>
           <w:cantSplit/>
+          <w:trHeight w:val="58"/>
         </w:trPr>
         <w:tc>
           <w:tcPr>
@@ -2169,8 +2169,8 @@
       </w:tr>
       <w:tr>
         <w:trPr>
-          <w:trHeight w:val="320" w:hRule="atLeast"/>
           <w:cantSplit/>
+          <w:trHeight w:val="58"/>
         </w:trPr>
         <w:tc>
           <w:tcPr>
@@ -2261,8 +2261,8 @@
       </w:tr>
       <w:tr>
         <w:trPr>
-          <w:trHeight w:val="320" w:hRule="atLeast"/>
           <w:cantSplit/>
+          <w:trHeight w:val="58"/>
         </w:trPr>
         <w:tc>
           <w:tcPr>
@@ -2353,8 +2353,8 @@
       </w:tr>
       <w:tr>
         <w:trPr>
-          <w:trHeight w:val="320" w:hRule="atLeast"/>
           <w:cantSplit/>
+          <w:trHeight w:val="58"/>
         </w:trPr>
         <w:tc>
           <w:tcPr>
@@ -2445,8 +2445,8 @@
       </w:tr>
       <w:tr>
         <w:trPr>
-          <w:trHeight w:val="320" w:hRule="atLeast"/>
           <w:cantSplit/>
+          <w:trHeight w:val="58"/>
         </w:trPr>
         <w:tc>
           <w:tcPr>
@@ -2537,8 +2537,8 @@
       </w:tr>
       <w:tr>
         <w:trPr>
-          <w:trHeight w:val="320" w:hRule="atLeast"/>
           <w:cantSplit/>
+          <w:trHeight w:val="58"/>
         </w:trPr>
         <w:tc>
           <w:tcPr>
@@ -2629,8 +2629,8 @@
       </w:tr>
       <w:tr>
         <w:trPr>
-          <w:trHeight w:val="320" w:hRule="atLeast"/>
           <w:cantSplit/>
+          <w:trHeight w:val="58"/>
         </w:trPr>
         <w:tc>
           <w:tcPr>
@@ -2721,8 +2721,8 @@
       </w:tr>
       <w:tr>
         <w:trPr>
-          <w:trHeight w:val="320" w:hRule="atLeast"/>
           <w:cantSplit/>
+          <w:trHeight w:val="58"/>
         </w:trPr>
         <w:tc>
           <w:tcPr>
@@ -2813,8 +2813,8 @@
       </w:tr>
       <w:tr>
         <w:trPr>
-          <w:trHeight w:val="320" w:hRule="atLeast"/>
           <w:cantSplit/>
+          <w:trHeight w:val="58"/>
         </w:trPr>
         <w:tc>
           <w:tcPr>
@@ -3016,7 +3016,7 @@
               </wp:anchor>
             </w:drawing>
           </mc:Choice>
-          <mc:Fallback xmlns:oel="http://schemas.microsoft.com/office/2019/extlst" xmlns:w16du="http://schemas.microsoft.com/office/word/2023/wordml/word16du" xmlns:w16sdtfl="http://schemas.microsoft.com/office/word/2024/wordml/sdtformatlock">
+          <mc:Fallback xmlns:w16sdtfl="http://schemas.microsoft.com/office/word/2024/wordml/sdtformatlock" xmlns:w16du="http://schemas.microsoft.com/office/word/2023/wordml/word16du" xmlns:oel="http://schemas.microsoft.com/office/2019/extlst">
             <w:pict>
               <v:line w14:anchorId="32B9DFB1" id="Straight Connector 4" o:spid="_x0000_s1026" style="position:absolute;z-index:251723776;visibility:visible;mso-wrap-style:square;mso-width-percent:0;mso-wrap-distance-left:9pt;mso-wrap-distance-top:0;mso-wrap-distance-right:9pt;mso-wrap-distance-bottom:0;mso-position-horizontal:absolute;mso-position-horizontal-relative:text;mso-position-vertical:absolute;mso-position-vertical-relative:text;mso-width-percent:0;mso-width-relative:margin" from=".55pt,10.7pt" to="451.45pt,10.7pt" o:gfxdata="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" strokecolor="black [3200]">
                 <v:stroke joinstyle="miter"/>
@@ -3050,8 +3050,8 @@
       </w:tblGrid>
       <w:tr>
         <w:trPr>
-          <w:trHeight w:val="320" w:hRule="atLeast"/>
           <w:cantSplit/>
+          <w:trHeight w:val="58"/>
         </w:trPr>
         <w:tc>
           <w:tcPr>
@@ -3224,8 +3224,8 @@
       </w:tr>
       <w:tr>
         <w:trPr>
-          <w:trHeight w:val="320" w:hRule="atLeast"/>
           <w:cantSplit/>
+          <w:trHeight w:val="58"/>
         </w:trPr>
         <w:tc>
           <w:tcPr>
@@ -3315,8 +3315,8 @@
       </w:tr>
       <w:tr>
         <w:trPr>
-          <w:trHeight w:val="320" w:hRule="atLeast"/>
           <w:cantSplit/>
+          <w:trHeight w:val="58"/>
         </w:trPr>
         <w:tc>
           <w:tcPr>
@@ -3406,8 +3406,8 @@
       </w:tr>
       <w:tr>
         <w:trPr>
-          <w:trHeight w:val="320" w:hRule="atLeast"/>
           <w:cantSplit/>
+          <w:trHeight w:val="58"/>
         </w:trPr>
         <w:tc>
           <w:tcPr>
@@ -3497,8 +3497,8 @@
       </w:tr>
       <w:tr>
         <w:trPr>
-          <w:trHeight w:val="320" w:hRule="atLeast"/>
           <w:cantSplit/>
+          <w:trHeight w:val="58"/>
         </w:trPr>
         <w:tc>
           <w:tcPr>
@@ -3588,8 +3588,8 @@
       </w:tr>
       <w:tr>
         <w:trPr>
-          <w:trHeight w:val="320" w:hRule="atLeast"/>
           <w:cantSplit/>
+          <w:trHeight w:val="58"/>
         </w:trPr>
         <w:tc>
           <w:tcPr>
@@ -3679,8 +3679,8 @@
       </w:tr>
       <w:tr>
         <w:trPr>
-          <w:trHeight w:val="320" w:hRule="atLeast"/>
           <w:cantSplit/>
+          <w:trHeight w:val="58"/>
         </w:trPr>
         <w:tc>
           <w:tcPr>
@@ -3770,8 +3770,8 @@
       </w:tr>
       <w:tr>
         <w:trPr>
-          <w:trHeight w:val="320" w:hRule="atLeast"/>
           <w:cantSplit/>
+          <w:trHeight w:val="58"/>
         </w:trPr>
         <w:tc>
           <w:tcPr>
@@ -3861,8 +3861,8 @@
       </w:tr>
       <w:tr>
         <w:trPr>
-          <w:trHeight w:val="320" w:hRule="atLeast"/>
           <w:cantSplit/>
+          <w:trHeight w:val="58"/>
         </w:trPr>
         <w:tc>
           <w:tcPr>
@@ -3952,8 +3952,8 @@
       </w:tr>
       <w:tr>
         <w:trPr>
-          <w:trHeight w:val="320" w:hRule="atLeast"/>
           <w:cantSplit/>
+          <w:trHeight w:val="58"/>
         </w:trPr>
         <w:tc>
           <w:tcPr>
@@ -4043,8 +4043,8 @@
       </w:tr>
       <w:tr>
         <w:trPr>
-          <w:trHeight w:val="320" w:hRule="atLeast"/>
           <w:cantSplit/>
+          <w:trHeight w:val="58"/>
         </w:trPr>
         <w:tc>
           <w:tcPr>
@@ -4134,8 +4134,8 @@
       </w:tr>
       <w:tr>
         <w:trPr>
-          <w:trHeight w:val="320" w:hRule="atLeast"/>
           <w:cantSplit/>
+          <w:trHeight w:val="58"/>
         </w:trPr>
         <w:tc>
           <w:tcPr>
@@ -4357,7 +4357,7 @@
               </wp:anchor>
             </w:drawing>
           </mc:Choice>
-          <mc:Fallback xmlns:oel="http://schemas.microsoft.com/office/2019/extlst" xmlns:w16du="http://schemas.microsoft.com/office/word/2023/wordml/word16du" xmlns:w16sdtfl="http://schemas.microsoft.com/office/word/2024/wordml/sdtformatlock">
+          <mc:Fallback xmlns:w16sdtfl="http://schemas.microsoft.com/office/word/2024/wordml/sdtformatlock" xmlns:w16du="http://schemas.microsoft.com/office/word/2023/wordml/word16du" xmlns:oel="http://schemas.microsoft.com/office/2019/extlst">
             <w:pict>
               <v:line w14:anchorId="3BDFF48B" id="Straight Connector 5" o:spid="_x0000_s1026" style="position:absolute;z-index:251725824;visibility:visible;mso-wrap-style:square;mso-width-percent:0;mso-wrap-distance-left:9pt;mso-wrap-distance-top:0;mso-wrap-distance-right:9pt;mso-wrap-distance-bottom:0;mso-position-horizontal:absolute;mso-position-horizontal-relative:text;mso-position-vertical:absolute;mso-position-vertical-relative:text;mso-width-percent:0;mso-width-relative:margin" from=".2pt,10.15pt" to="451.1pt,10.15pt" o:gfxdata="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" strokecolor="black [3200]">
                 <v:stroke joinstyle="miter"/>
@@ -4391,8 +4391,8 @@
       </w:tblGrid>
       <w:tr>
         <w:trPr>
-          <w:trHeight w:val="320" w:hRule="atLeast"/>
           <w:cantSplit/>
+          <w:trHeight w:val="58"/>
         </w:trPr>
         <w:tc>
           <w:tcPr>
@@ -4565,8 +4565,8 @@
       </w:tr>
       <w:tr>
         <w:trPr>
-          <w:trHeight w:val="320" w:hRule="atLeast"/>
           <w:cantSplit/>
+          <w:trHeight w:val="58"/>
         </w:trPr>
         <w:tc>
           <w:tcPr>
@@ -4656,8 +4656,8 @@
       </w:tr>
       <w:tr>
         <w:trPr>
-          <w:trHeight w:val="320" w:hRule="atLeast"/>
           <w:cantSplit/>
+          <w:trHeight w:val="58"/>
         </w:trPr>
         <w:tc>
           <w:tcPr>
@@ -4747,8 +4747,8 @@
       </w:tr>
       <w:tr>
         <w:trPr>
-          <w:trHeight w:val="320" w:hRule="atLeast"/>
           <w:cantSplit/>
+          <w:trHeight w:val="58"/>
         </w:trPr>
         <w:tc>
           <w:tcPr>
@@ -4838,8 +4838,8 @@
       </w:tr>
       <w:tr>
         <w:trPr>
-          <w:trHeight w:val="320" w:hRule="atLeast"/>
           <w:cantSplit/>
+          <w:trHeight w:val="58"/>
         </w:trPr>
         <w:tc>
           <w:tcPr>
@@ -4929,8 +4929,8 @@
       </w:tr>
       <w:tr>
         <w:trPr>
-          <w:trHeight w:val="320" w:hRule="atLeast"/>
           <w:cantSplit/>
+          <w:trHeight w:val="58"/>
         </w:trPr>
         <w:tc>
           <w:tcPr>
@@ -5020,8 +5020,8 @@
       </w:tr>
       <w:tr>
         <w:trPr>
-          <w:trHeight w:val="320" w:hRule="atLeast"/>
           <w:cantSplit/>
+          <w:trHeight w:val="58"/>
         </w:trPr>
         <w:tc>
           <w:tcPr>
@@ -5111,8 +5111,8 @@
       </w:tr>
       <w:tr>
         <w:trPr>
-          <w:trHeight w:val="320" w:hRule="atLeast"/>
           <w:cantSplit/>
+          <w:trHeight w:val="58"/>
         </w:trPr>
         <w:tc>
           <w:tcPr>
@@ -5202,8 +5202,8 @@
       </w:tr>
       <w:tr>
         <w:trPr>
-          <w:trHeight w:val="320" w:hRule="atLeast"/>
           <w:cantSplit/>
+          <w:trHeight w:val="58"/>
         </w:trPr>
         <w:tc>
           <w:tcPr>
@@ -5293,8 +5293,8 @@
       </w:tr>
       <w:tr>
         <w:trPr>
-          <w:trHeight w:val="320" w:hRule="atLeast"/>
           <w:cantSplit/>
+          <w:trHeight w:val="58"/>
         </w:trPr>
         <w:tc>
           <w:tcPr>
@@ -5384,8 +5384,8 @@
       </w:tr>
       <w:tr>
         <w:trPr>
-          <w:trHeight w:val="320" w:hRule="atLeast"/>
           <w:cantSplit/>
+          <w:trHeight w:val="58"/>
         </w:trPr>
         <w:tc>
           <w:tcPr>
@@ -5475,8 +5475,8 @@
       </w:tr>
       <w:tr>
         <w:trPr>
-          <w:trHeight w:val="320" w:hRule="atLeast"/>
           <w:cantSplit/>
+          <w:trHeight w:val="58"/>
         </w:trPr>
         <w:tc>
           <w:tcPr>
@@ -5716,8 +5716,8 @@
       </w:tblGrid>
       <w:tr>
         <w:trPr>
-          <w:trHeight w:val="320" w:hRule="atLeast"/>
           <w:cantSplit/>
+          <w:trHeight w:val="58"/>
         </w:trPr>
         <w:tc>
           <w:tcPr>
@@ -5866,8 +5866,8 @@
       </w:tr>
       <w:tr>
         <w:trPr>
-          <w:trHeight w:val="320" w:hRule="atLeast"/>
           <w:cantSplit/>
+          <w:trHeight w:val="58"/>
         </w:trPr>
         <w:tc>
           <w:tcPr>
@@ -5957,8 +5957,8 @@
       </w:tr>
       <w:tr>
         <w:trPr>
-          <w:trHeight w:val="320" w:hRule="atLeast"/>
           <w:cantSplit/>
+          <w:trHeight w:val="58"/>
         </w:trPr>
         <w:tc>
           <w:tcPr>
@@ -6048,8 +6048,8 @@
       </w:tr>
       <w:tr>
         <w:trPr>
-          <w:trHeight w:val="320" w:hRule="atLeast"/>
           <w:cantSplit/>
+          <w:trHeight w:val="58"/>
         </w:trPr>
         <w:tc>
           <w:tcPr>
@@ -6139,8 +6139,8 @@
       </w:tr>
       <w:tr>
         <w:trPr>
-          <w:trHeight w:val="320" w:hRule="atLeast"/>
           <w:cantSplit/>
+          <w:trHeight w:val="58"/>
         </w:trPr>
         <w:tc>
           <w:tcPr>
@@ -6230,8 +6230,8 @@
       </w:tr>
       <w:tr>
         <w:trPr>
-          <w:trHeight w:val="320" w:hRule="atLeast"/>
           <w:cantSplit/>
+          <w:trHeight w:val="58"/>
         </w:trPr>
         <w:tc>
           <w:tcPr>
@@ -6321,8 +6321,8 @@
       </w:tr>
       <w:tr>
         <w:trPr>
-          <w:trHeight w:val="320" w:hRule="atLeast"/>
           <w:cantSplit/>
+          <w:trHeight w:val="58"/>
         </w:trPr>
         <w:tc>
           <w:tcPr>
@@ -6412,8 +6412,8 @@
       </w:tr>
       <w:tr>
         <w:trPr>
-          <w:trHeight w:val="320" w:hRule="atLeast"/>
           <w:cantSplit/>
+          <w:trHeight w:val="58"/>
         </w:trPr>
         <w:tc>
           <w:tcPr>
@@ -6503,8 +6503,8 @@
       </w:tr>
       <w:tr>
         <w:trPr>
-          <w:trHeight w:val="320" w:hRule="atLeast"/>
           <w:cantSplit/>
+          <w:trHeight w:val="58"/>
         </w:trPr>
         <w:tc>
           <w:tcPr>
@@ -6594,8 +6594,8 @@
       </w:tr>
       <w:tr>
         <w:trPr>
-          <w:trHeight w:val="320" w:hRule="atLeast"/>
           <w:cantSplit/>
+          <w:trHeight w:val="58"/>
         </w:trPr>
         <w:tc>
           <w:tcPr>
@@ -6685,8 +6685,8 @@
       </w:tr>
       <w:tr>
         <w:trPr>
-          <w:trHeight w:val="320" w:hRule="atLeast"/>
           <w:cantSplit/>
+          <w:trHeight w:val="58"/>
         </w:trPr>
         <w:tc>
           <w:tcPr>
@@ -6776,8 +6776,8 @@
       </w:tr>
       <w:tr>
         <w:trPr>
-          <w:trHeight w:val="320" w:hRule="atLeast"/>
           <w:cantSplit/>
+          <w:trHeight w:val="58"/>
         </w:trPr>
         <w:tc>
           <w:tcPr>
@@ -6994,8 +6994,8 @@
       </w:tblGrid>
       <w:tr>
         <w:trPr>
-          <w:trHeight w:val="320" w:hRule="atLeast"/>
           <w:cantSplit/>
+          <w:trHeight w:val="58"/>
         </w:trPr>
         <w:tc>
           <w:tcPr>
@@ -7144,8 +7144,8 @@
       </w:tr>
       <w:tr>
         <w:trPr>
-          <w:trHeight w:val="320" w:hRule="atLeast"/>
           <w:cantSplit/>
+          <w:trHeight w:val="58"/>
         </w:trPr>
         <w:tc>
           <w:tcPr>
@@ -7235,8 +7235,8 @@
       </w:tr>
       <w:tr>
         <w:trPr>
-          <w:trHeight w:val="320" w:hRule="atLeast"/>
           <w:cantSplit/>
+          <w:trHeight w:val="58"/>
         </w:trPr>
         <w:tc>
           <w:tcPr>
@@ -7326,8 +7326,8 @@
       </w:tr>
       <w:tr>
         <w:trPr>
-          <w:trHeight w:val="320" w:hRule="atLeast"/>
           <w:cantSplit/>
+          <w:trHeight w:val="58"/>
         </w:trPr>
         <w:tc>
           <w:tcPr>
@@ -7417,8 +7417,8 @@
       </w:tr>
       <w:tr>
         <w:trPr>
-          <w:trHeight w:val="320" w:hRule="atLeast"/>
           <w:cantSplit/>
+          <w:trHeight w:val="58"/>
         </w:trPr>
         <w:tc>
           <w:tcPr>
@@ -7508,8 +7508,8 @@
       </w:tr>
       <w:tr>
         <w:trPr>
-          <w:trHeight w:val="320" w:hRule="atLeast"/>
           <w:cantSplit/>
+          <w:trHeight w:val="58"/>
         </w:trPr>
         <w:tc>
           <w:tcPr>
@@ -7599,8 +7599,8 @@
       </w:tr>
       <w:tr>
         <w:trPr>
-          <w:trHeight w:val="320" w:hRule="atLeast"/>
           <w:cantSplit/>
+          <w:trHeight w:val="58"/>
         </w:trPr>
         <w:tc>
           <w:tcPr>
@@ -7690,8 +7690,8 @@
       </w:tr>
       <w:tr>
         <w:trPr>
-          <w:trHeight w:val="320" w:hRule="atLeast"/>
           <w:cantSplit/>
+          <w:trHeight w:val="58"/>
         </w:trPr>
         <w:tc>
           <w:tcPr>
@@ -7781,8 +7781,8 @@
       </w:tr>
       <w:tr>
         <w:trPr>
-          <w:trHeight w:val="320" w:hRule="atLeast"/>
           <w:cantSplit/>
+          <w:trHeight w:val="58"/>
         </w:trPr>
         <w:tc>
           <w:tcPr>
@@ -7872,8 +7872,8 @@
       </w:tr>
       <w:tr>
         <w:trPr>
-          <w:trHeight w:val="320" w:hRule="atLeast"/>
           <w:cantSplit/>
+          <w:trHeight w:val="58"/>
         </w:trPr>
         <w:tc>
           <w:tcPr>
@@ -7963,8 +7963,8 @@
       </w:tr>
       <w:tr>
         <w:trPr>
-          <w:trHeight w:val="320" w:hRule="atLeast"/>
           <w:cantSplit/>
+          <w:trHeight w:val="58"/>
         </w:trPr>
         <w:tc>
           <w:tcPr>
@@ -8054,8 +8054,8 @@
       </w:tr>
       <w:tr>
         <w:trPr>
-          <w:trHeight w:val="320" w:hRule="atLeast"/>
           <w:cantSplit/>
+          <w:trHeight w:val="58"/>
         </w:trPr>
         <w:tc>
           <w:tcPr>
@@ -8295,8 +8295,8 @@
       </w:tblGrid>
       <w:tr>
         <w:trPr>
-          <w:trHeight w:val="320" w:hRule="atLeast"/>
           <w:cantSplit/>
+          <w:trHeight w:val="58"/>
         </w:trPr>
         <w:tc>
           <w:tcPr>
@@ -8445,8 +8445,8 @@
       </w:tr>
       <w:tr>
         <w:trPr>
-          <w:trHeight w:val="320" w:hRule="atLeast"/>
           <w:cantSplit/>
+          <w:trHeight w:val="58"/>
         </w:trPr>
         <w:tc>
           <w:tcPr>
@@ -8536,8 +8536,8 @@
       </w:tr>
       <w:tr>
         <w:trPr>
-          <w:trHeight w:val="320" w:hRule="atLeast"/>
           <w:cantSplit/>
+          <w:trHeight w:val="58"/>
         </w:trPr>
         <w:tc>
           <w:tcPr>
@@ -8627,8 +8627,8 @@
       </w:tr>
       <w:tr>
         <w:trPr>
-          <w:trHeight w:val="320" w:hRule="atLeast"/>
           <w:cantSplit/>
+          <w:trHeight w:val="58"/>
         </w:trPr>
         <w:tc>
           <w:tcPr>
@@ -8718,8 +8718,8 @@
       </w:tr>
       <w:tr>
         <w:trPr>
-          <w:trHeight w:val="320" w:hRule="atLeast"/>
           <w:cantSplit/>
+          <w:trHeight w:val="58"/>
         </w:trPr>
         <w:tc>
           <w:tcPr>
@@ -8960,8 +8960,8 @@
       </w:tblGrid>
       <w:tr>
         <w:trPr>
-          <w:trHeight w:val="320" w:hRule="atLeast"/>
           <w:cantSplit/>
+          <w:trHeight w:val="58"/>
         </w:trPr>
         <w:tc>
           <w:tcPr>
@@ -9110,8 +9110,8 @@
       </w:tr>
       <w:tr>
         <w:trPr>
-          <w:trHeight w:val="320" w:hRule="atLeast"/>
           <w:cantSplit/>
+          <w:trHeight w:val="58"/>
         </w:trPr>
         <w:tc>
           <w:tcPr>
@@ -9201,8 +9201,8 @@
       </w:tr>
       <w:tr>
         <w:trPr>
-          <w:trHeight w:val="320" w:hRule="atLeast"/>
           <w:cantSplit/>
+          <w:trHeight w:val="58"/>
         </w:trPr>
         <w:tc>
           <w:tcPr>
@@ -9292,8 +9292,8 @@
       </w:tr>
       <w:tr>
         <w:trPr>
-          <w:trHeight w:val="320" w:hRule="atLeast"/>
           <w:cantSplit/>
+          <w:trHeight w:val="58"/>
         </w:trPr>
         <w:tc>
           <w:tcPr>
@@ -9383,8 +9383,8 @@
       </w:tr>
       <w:tr>
         <w:trPr>
-          <w:trHeight w:val="320" w:hRule="atLeast"/>
           <w:cantSplit/>
+          <w:trHeight w:val="58"/>
         </w:trPr>
         <w:tc>
           <w:tcPr>
@@ -9601,8 +9601,8 @@
       </w:tblGrid>
       <w:tr>
         <w:trPr>
-          <w:trHeight w:val="320" w:hRule="atLeast"/>
           <w:cantSplit/>
+          <w:trHeight w:val="58"/>
         </w:trPr>
         <w:tc>
           <w:tcPr>
@@ -9751,8 +9751,8 @@
       </w:tr>
       <w:tr>
         <w:trPr>
-          <w:trHeight w:val="320" w:hRule="atLeast"/>
           <w:cantSplit/>
+          <w:trHeight w:val="58"/>
         </w:trPr>
         <w:tc>
           <w:tcPr>
@@ -9842,8 +9842,8 @@
       </w:tr>
       <w:tr>
         <w:trPr>
-          <w:trHeight w:val="320" w:hRule="atLeast"/>
           <w:cantSplit/>
+          <w:trHeight w:val="58"/>
         </w:trPr>
         <w:tc>
           <w:tcPr>
@@ -9933,8 +9933,8 @@
       </w:tr>
       <w:tr>
         <w:trPr>
-          <w:trHeight w:val="320" w:hRule="atLeast"/>
           <w:cantSplit/>
+          <w:trHeight w:val="58"/>
         </w:trPr>
         <w:tc>
           <w:tcPr>
@@ -10024,8 +10024,8 @@
       </w:tr>
       <w:tr>
         <w:trPr>
-          <w:trHeight w:val="320" w:hRule="atLeast"/>
           <w:cantSplit/>
+          <w:trHeight w:val="58"/>
         </w:trPr>
         <w:tc>
           <w:tcPr>

--- a/templates_docx/Appraisal_Sheet_BSIT.docx
+++ b/templates_docx/Appraisal_Sheet_BSIT.docx
@@ -1697,7 +1697,6 @@
     <w:tbl>
       <w:tblPr>
         <w:tblStyle w:val="TableGrid"/>
-        <w:tblpPr w:leftFromText="180" w:rightFromText="180" w:vertAnchor="text" w:horzAnchor="margin" w:tblpY="332"/>
         <w:tblW w:w="0" w:type="auto"/>
         <w:tblLook w:val="04A0" w:firstRow="1" w:lastRow="0" w:firstColumn="1" w:lastColumn="0" w:noHBand="0" w:noVBand="1"/>
       </w:tblPr>
@@ -3036,7 +3035,6 @@
     <w:tbl>
       <w:tblPr>
         <w:tblStyle w:val="TableGrid"/>
-        <w:tblpPr w:leftFromText="180" w:rightFromText="180" w:vertAnchor="text" w:horzAnchor="margin" w:tblpY="296"/>
         <w:tblW w:w="0" w:type="auto"/>
         <w:tblLook w:val="04A0" w:firstRow="1" w:lastRow="0" w:firstColumn="1" w:lastColumn="0" w:noHBand="0" w:noVBand="1"/>
       </w:tblPr>
@@ -4377,7 +4375,6 @@
     <w:tbl>
       <w:tblPr>
         <w:tblStyle w:val="TableGrid"/>
-        <w:tblpPr w:leftFromText="180" w:rightFromText="180" w:vertAnchor="text" w:horzAnchor="margin" w:tblpY="322"/>
         <w:tblW w:w="0" w:type="auto"/>
         <w:tblLook w:val="04A0" w:firstRow="1" w:lastRow="0" w:firstColumn="1" w:lastColumn="0" w:noHBand="0" w:noVBand="1"/>
       </w:tblPr>
@@ -5702,7 +5699,6 @@
     <w:tbl>
       <w:tblPr>
         <w:tblStyle w:val="TableGrid"/>
-        <w:tblpPr w:leftFromText="180" w:rightFromText="180" w:vertAnchor="text" w:horzAnchor="margin" w:tblpY="296"/>
         <w:tblW w:w="0" w:type="auto"/>
         <w:tblLook w:val="04A0" w:firstRow="1" w:lastRow="0" w:firstColumn="1" w:lastColumn="0" w:noHBand="0" w:noVBand="1"/>
       </w:tblPr>
@@ -6980,7 +6976,6 @@
     <w:tbl>
       <w:tblPr>
         <w:tblStyle w:val="TableGrid"/>
-        <w:tblpPr w:leftFromText="180" w:rightFromText="180" w:vertAnchor="text" w:horzAnchor="margin" w:tblpY="322"/>
         <w:tblW w:w="0" w:type="auto"/>
         <w:tblLook w:val="04A0" w:firstRow="1" w:lastRow="0" w:firstColumn="1" w:lastColumn="0" w:noHBand="0" w:noVBand="1"/>
       </w:tblPr>
@@ -8281,7 +8276,6 @@
     <w:tbl>
       <w:tblPr>
         <w:tblStyle w:val="TableGrid"/>
-        <w:tblpPr w:leftFromText="180" w:rightFromText="180" w:vertAnchor="text" w:horzAnchor="margin" w:tblpY="296"/>
         <w:tblW w:w="0" w:type="auto"/>
         <w:tblLook w:val="04A0" w:firstRow="1" w:lastRow="0" w:firstColumn="1" w:lastColumn="0" w:noHBand="0" w:noVBand="1"/>
       </w:tblPr>
@@ -8946,7 +8940,6 @@
     <w:tbl>
       <w:tblPr>
         <w:tblStyle w:val="TableGrid"/>
-        <w:tblpPr w:leftFromText="180" w:rightFromText="180" w:vertAnchor="text" w:horzAnchor="margin" w:tblpY="296"/>
         <w:tblW w:w="0" w:type="auto"/>
         <w:tblLook w:val="04A0" w:firstRow="1" w:lastRow="0" w:firstColumn="1" w:lastColumn="0" w:noHBand="0" w:noVBand="1"/>
       </w:tblPr>
@@ -9587,7 +9580,6 @@
     <w:tbl>
       <w:tblPr>
         <w:tblStyle w:val="TableGrid"/>
-        <w:tblpPr w:leftFromText="180" w:rightFromText="180" w:vertAnchor="text" w:horzAnchor="margin" w:tblpY="322"/>
         <w:tblW w:w="0" w:type="auto"/>
         <w:tblLook w:val="04A0" w:firstRow="1" w:lastRow="0" w:firstColumn="1" w:lastColumn="0" w:noHBand="0" w:noVBand="1"/>
       </w:tblPr>

--- a/templates_docx/Appraisal_Sheet_BSIT.docx
+++ b/templates_docx/Appraisal_Sheet_BSIT.docx
@@ -1697,6 +1697,7 @@
     <w:tbl>
       <w:tblPr>
         <w:tblStyle w:val="TableGrid"/>
+        <w:tblpPr w:leftFromText="180" w:rightFromText="180" w:vertAnchor="text" w:horzAnchor="margin" w:tblpY="332"/>
         <w:tblW w:w="0" w:type="auto"/>
         <w:tblLook w:val="04A0" w:firstRow="1" w:lastRow="0" w:firstColumn="1" w:lastColumn="0" w:noHBand="0" w:noVBand="1"/>
       </w:tblPr>
@@ -3035,6 +3036,7 @@
     <w:tbl>
       <w:tblPr>
         <w:tblStyle w:val="TableGrid"/>
+        <w:tblpPr w:leftFromText="180" w:rightFromText="180" w:vertAnchor="text" w:horzAnchor="margin" w:tblpY="296"/>
         <w:tblW w:w="0" w:type="auto"/>
         <w:tblLook w:val="04A0" w:firstRow="1" w:lastRow="0" w:firstColumn="1" w:lastColumn="0" w:noHBand="0" w:noVBand="1"/>
       </w:tblPr>
@@ -4375,6 +4377,7 @@
     <w:tbl>
       <w:tblPr>
         <w:tblStyle w:val="TableGrid"/>
+        <w:tblpPr w:leftFromText="180" w:rightFromText="180" w:vertAnchor="text" w:horzAnchor="margin" w:tblpY="322"/>
         <w:tblW w:w="0" w:type="auto"/>
         <w:tblLook w:val="04A0" w:firstRow="1" w:lastRow="0" w:firstColumn="1" w:lastColumn="0" w:noHBand="0" w:noVBand="1"/>
       </w:tblPr>
@@ -5699,6 +5702,7 @@
     <w:tbl>
       <w:tblPr>
         <w:tblStyle w:val="TableGrid"/>
+        <w:tblpPr w:leftFromText="180" w:rightFromText="180" w:vertAnchor="text" w:horzAnchor="margin" w:tblpY="296"/>
         <w:tblW w:w="0" w:type="auto"/>
         <w:tblLook w:val="04A0" w:firstRow="1" w:lastRow="0" w:firstColumn="1" w:lastColumn="0" w:noHBand="0" w:noVBand="1"/>
       </w:tblPr>
@@ -6976,6 +6980,7 @@
     <w:tbl>
       <w:tblPr>
         <w:tblStyle w:val="TableGrid"/>
+        <w:tblpPr w:leftFromText="180" w:rightFromText="180" w:vertAnchor="text" w:horzAnchor="margin" w:tblpY="322"/>
         <w:tblW w:w="0" w:type="auto"/>
         <w:tblLook w:val="04A0" w:firstRow="1" w:lastRow="0" w:firstColumn="1" w:lastColumn="0" w:noHBand="0" w:noVBand="1"/>
       </w:tblPr>
@@ -8276,6 +8281,7 @@
     <w:tbl>
       <w:tblPr>
         <w:tblStyle w:val="TableGrid"/>
+        <w:tblpPr w:leftFromText="180" w:rightFromText="180" w:vertAnchor="text" w:horzAnchor="margin" w:tblpY="296"/>
         <w:tblW w:w="0" w:type="auto"/>
         <w:tblLook w:val="04A0" w:firstRow="1" w:lastRow="0" w:firstColumn="1" w:lastColumn="0" w:noHBand="0" w:noVBand="1"/>
       </w:tblPr>
@@ -8940,6 +8946,7 @@
     <w:tbl>
       <w:tblPr>
         <w:tblStyle w:val="TableGrid"/>
+        <w:tblpPr w:leftFromText="180" w:rightFromText="180" w:vertAnchor="text" w:horzAnchor="margin" w:tblpY="296"/>
         <w:tblW w:w="0" w:type="auto"/>
         <w:tblLook w:val="04A0" w:firstRow="1" w:lastRow="0" w:firstColumn="1" w:lastColumn="0" w:noHBand="0" w:noVBand="1"/>
       </w:tblPr>
@@ -9580,6 +9587,7 @@
     <w:tbl>
       <w:tblPr>
         <w:tblStyle w:val="TableGrid"/>
+        <w:tblpPr w:leftFromText="180" w:rightFromText="180" w:vertAnchor="text" w:horzAnchor="margin" w:tblpY="322"/>
         <w:tblW w:w="0" w:type="auto"/>
         <w:tblLook w:val="04A0" w:firstRow="1" w:lastRow="0" w:firstColumn="1" w:lastColumn="0" w:noHBand="0" w:noVBand="1"/>
       </w:tblPr>
